--- a/raw/교회-일정공유캘린더-기술설계서.docx
+++ b/raw/교회-일정공유캘린더-기술설계서.docx
@@ -87,7 +87,7 @@
           <w:sz w:val="20"/>
           <w:szCs w:val="20"/>
         </w:rPr>
-        <w:t xml:space="preserve">작성일: 2026-06-16</w:t>
+        <w:t xml:space="preserve">작성일: 2026-06-16 (v1.1 개정)</w:t>
       </w:r>
     </w:p>
     <w:p>
@@ -101,7 +101,7 @@
           <w:sz w:val="20"/>
           <w:szCs w:val="20"/>
         </w:rPr>
-        <w:t xml:space="preserve">버전: v1.0</w:t>
+        <w:t xml:space="preserve">버전: v1.1</w:t>
       </w:r>
     </w:p>
     <w:p>
@@ -115,7 +115,7 @@
           <w:sz w:val="20"/>
           <w:szCs w:val="20"/>
         </w:rPr>
-        <w:t xml:space="preserve">스택: React + NestJS/Spring Boot + PostgreSQL</w:t>
+        <w:t xml:space="preserve">스택(제안, 협의 후 변경 가능): React + NestJS/Spring Boot + PostgreSQL</w:t>
       </w:r>
     </w:p>
     <w:p>
@@ -125,7 +125,7 @@
     </w:p>
     <w:p>
       <w:pPr>
-        <w:spacing w:after="160"/>
+        <w:spacing w:after="120"/>
       </w:pPr>
       <w:r>
         <w:rPr>
@@ -138,59 +138,809 @@
         <w:t xml:space="preserve">목차</w:t>
       </w:r>
     </w:p>
-    <w:sdt>
-      <w:sdtPr>
-        <w:alias w:val="Table of Contents"/>
-      </w:sdtPr>
-      <w:sdtContent>
-        <w:p>
-          <w:r>
-            <w:fldChar w:fldCharType="begin" w:dirty="true"/>
-            <w:instrText xml:space="preserve">TOC \h \o "1-2"</w:instrText>
-            <w:fldChar w:fldCharType="separate"/>
-          </w:r>
-        </w:p>
-        <w:p>
-          <w:r>
-            <w:fldChar w:fldCharType="end"/>
-          </w:r>
-        </w:p>
-      </w:sdtContent>
-    </w:sdt>
-    <w:p>
-      <w:r>
-        <w:br w:type="page"/>
-      </w:r>
-    </w:p>
-    <w:p>
-      <w:pPr>
-        <w:pStyle w:val="Heading1"/>
-      </w:pPr>
-      <w:r>
-        <w:t xml:space="preserve">1. 문서 목적 및 범위</w:t>
-      </w:r>
-    </w:p>
-    <w:p>
-      <w:pPr>
-        <w:spacing w:after="120" w:line="300"/>
-      </w:pPr>
-      <w:r>
-        <w:t xml:space="preserve">본 문서는 “교회 일정 공유 캘린더”의 백엔드 기술 설계를 정의한다. 아키텍처, 데이터 모델, 권한 체계(RBAC + 카테고리 스코프), REST API, 인증/인가, 확장성(ERP·모바일) 전략을 다룬다. 프론트엔드 화면 정의는 별도 문서를 참조한다.</w:t>
-      </w:r>
-    </w:p>
-    <w:p>
-      <w:pPr>
-        <w:spacing w:after="120" w:line="300"/>
+    <w:p>
+      <w:pPr>
+        <w:tabs>
+          <w:tab w:val="right" w:pos="9026" w:leader="dot"/>
+        </w:tabs>
+        <w:spacing w:after="34" w:line="256"/>
+        <w:ind w:left="0"/>
       </w:pPr>
       <w:r>
         <w:rPr>
           <w:b/>
           <w:bCs/>
+          <w:color w:val="1F3864"/>
+          <w:sz w:val="22"/>
+          <w:szCs w:val="22"/>
+        </w:rPr>
+        <w:t xml:space="preserve">1. 문서 목적 및 범위</w:t>
+      </w:r>
+      <w:r>
+        <w:rPr>
+          <w:b/>
+          <w:bCs/>
+          <w:color w:val="1F3864"/>
+          <w:sz w:val="22"/>
+          <w:szCs w:val="22"/>
+        </w:rPr>
+        <w:t xml:space="preserve">	3</w:t>
+      </w:r>
+    </w:p>
+    <w:p>
+      <w:pPr>
+        <w:tabs>
+          <w:tab w:val="right" w:pos="9026" w:leader="dot"/>
+        </w:tabs>
+        <w:spacing w:after="34" w:line="256"/>
+        <w:ind w:left="0"/>
+      </w:pPr>
+      <w:r>
+        <w:rPr>
+          <w:b/>
+          <w:bCs/>
+          <w:color w:val="1F3864"/>
+          <w:sz w:val="22"/>
+          <w:szCs w:val="22"/>
+        </w:rPr>
+        <w:t xml:space="preserve">2. 아키텍처 개요</w:t>
+      </w:r>
+      <w:r>
+        <w:rPr>
+          <w:b/>
+          <w:bCs/>
+          <w:color w:val="1F3864"/>
+          <w:sz w:val="22"/>
+          <w:szCs w:val="22"/>
+        </w:rPr>
+        <w:t xml:space="preserve">	3</w:t>
+      </w:r>
+    </w:p>
+    <w:p>
+      <w:pPr>
+        <w:tabs>
+          <w:tab w:val="right" w:pos="9026" w:leader="dot"/>
+        </w:tabs>
+        <w:spacing w:after="16" w:line="256"/>
+        <w:ind w:left="360"/>
+      </w:pPr>
+      <w:r>
+        <w:rPr>
+          <w:b w:val="false"/>
+          <w:bCs w:val="false"/>
+          <w:color w:val="404040"/>
+          <w:sz w:val="21"/>
+          <w:szCs w:val="21"/>
+        </w:rPr>
+        <w:t xml:space="preserve">2.1 전체 구조</w:t>
+      </w:r>
+      <w:r>
+        <w:rPr>
+          <w:b w:val="false"/>
+          <w:bCs w:val="false"/>
+          <w:color w:val="404040"/>
+          <w:sz w:val="21"/>
+          <w:szCs w:val="21"/>
+        </w:rPr>
+        <w:t xml:space="preserve">	3</w:t>
+      </w:r>
+    </w:p>
+    <w:p>
+      <w:pPr>
+        <w:tabs>
+          <w:tab w:val="right" w:pos="9026" w:leader="dot"/>
+        </w:tabs>
+        <w:spacing w:after="16" w:line="256"/>
+        <w:ind w:left="360"/>
+      </w:pPr>
+      <w:r>
+        <w:rPr>
+          <w:b w:val="false"/>
+          <w:bCs w:val="false"/>
+          <w:color w:val="404040"/>
+          <w:sz w:val="21"/>
+          <w:szCs w:val="21"/>
+        </w:rPr>
+        <w:t xml:space="preserve">2.2 모듈 경계</w:t>
+      </w:r>
+      <w:r>
+        <w:rPr>
+          <w:b w:val="false"/>
+          <w:bCs w:val="false"/>
+          <w:color w:val="404040"/>
+          <w:sz w:val="21"/>
+          <w:szCs w:val="21"/>
+        </w:rPr>
+        <w:t xml:space="preserve">	4</w:t>
+      </w:r>
+    </w:p>
+    <w:p>
+      <w:pPr>
+        <w:tabs>
+          <w:tab w:val="right" w:pos="9026" w:leader="dot"/>
+        </w:tabs>
+        <w:spacing w:after="16" w:line="256"/>
+        <w:ind w:left="360"/>
+      </w:pPr>
+      <w:r>
+        <w:rPr>
+          <w:b w:val="false"/>
+          <w:bCs w:val="false"/>
+          <w:color w:val="404040"/>
+          <w:sz w:val="21"/>
+          <w:szCs w:val="21"/>
+        </w:rPr>
+        <w:t xml:space="preserve">2.3 기술 스택</w:t>
+      </w:r>
+      <w:r>
+        <w:rPr>
+          <w:b w:val="false"/>
+          <w:bCs w:val="false"/>
+          <w:color w:val="404040"/>
+          <w:sz w:val="21"/>
+          <w:szCs w:val="21"/>
+        </w:rPr>
+        <w:t xml:space="preserve">	4</w:t>
+      </w:r>
+    </w:p>
+    <w:p>
+      <w:pPr>
+        <w:tabs>
+          <w:tab w:val="right" w:pos="9026" w:leader="dot"/>
+        </w:tabs>
+        <w:spacing w:after="34" w:line="256"/>
+        <w:ind w:left="0"/>
+      </w:pPr>
+      <w:r>
+        <w:rPr>
+          <w:b/>
+          <w:bCs/>
+          <w:color w:val="1F3864"/>
+          <w:sz w:val="22"/>
+          <w:szCs w:val="22"/>
+        </w:rPr>
+        <w:t xml:space="preserve">3. 데이터 모델</w:t>
+      </w:r>
+      <w:r>
+        <w:rPr>
+          <w:b/>
+          <w:bCs/>
+          <w:color w:val="1F3864"/>
+          <w:sz w:val="22"/>
+          <w:szCs w:val="22"/>
+        </w:rPr>
+        <w:t xml:space="preserve">	5</w:t>
+      </w:r>
+    </w:p>
+    <w:p>
+      <w:pPr>
+        <w:tabs>
+          <w:tab w:val="right" w:pos="9026" w:leader="dot"/>
+        </w:tabs>
+        <w:spacing w:after="16" w:line="256"/>
+        <w:ind w:left="360"/>
+      </w:pPr>
+      <w:r>
+        <w:rPr>
+          <w:b w:val="false"/>
+          <w:bCs w:val="false"/>
+          <w:color w:val="404040"/>
+          <w:sz w:val="21"/>
+          <w:szCs w:val="21"/>
+        </w:rPr>
+        <w:t xml:space="preserve">3.1 ERD (논리)</w:t>
+      </w:r>
+      <w:r>
+        <w:rPr>
+          <w:b w:val="false"/>
+          <w:bCs w:val="false"/>
+          <w:color w:val="404040"/>
+          <w:sz w:val="21"/>
+          <w:szCs w:val="21"/>
+        </w:rPr>
+        <w:t xml:space="preserve">	5</w:t>
+      </w:r>
+    </w:p>
+    <w:p>
+      <w:pPr>
+        <w:tabs>
+          <w:tab w:val="right" w:pos="9026" w:leader="dot"/>
+        </w:tabs>
+        <w:spacing w:after="16" w:line="256"/>
+        <w:ind w:left="360"/>
+      </w:pPr>
+      <w:r>
+        <w:rPr>
+          <w:b w:val="false"/>
+          <w:bCs w:val="false"/>
+          <w:color w:val="404040"/>
+          <w:sz w:val="21"/>
+          <w:szCs w:val="21"/>
+        </w:rPr>
+        <w:t xml:space="preserve">3.2 주요 테이블</w:t>
+      </w:r>
+      <w:r>
+        <w:rPr>
+          <w:b w:val="false"/>
+          <w:bCs w:val="false"/>
+          <w:color w:val="404040"/>
+          <w:sz w:val="21"/>
+          <w:szCs w:val="21"/>
+        </w:rPr>
+        <w:t xml:space="preserve">	5</w:t>
+      </w:r>
+    </w:p>
+    <w:p>
+      <w:pPr>
+        <w:tabs>
+          <w:tab w:val="right" w:pos="9026" w:leader="dot"/>
+        </w:tabs>
+        <w:spacing w:after="34" w:line="256"/>
+        <w:ind w:left="0"/>
+      </w:pPr>
+      <w:r>
+        <w:rPr>
+          <w:b/>
+          <w:bCs/>
+          <w:color w:val="1F3864"/>
+          <w:sz w:val="22"/>
+          <w:szCs w:val="22"/>
+        </w:rPr>
+        <w:t xml:space="preserve">4. 권한 설계 (RBAC + 카테고리 스코프)</w:t>
+      </w:r>
+      <w:r>
+        <w:rPr>
+          <w:b/>
+          <w:bCs/>
+          <w:color w:val="1F3864"/>
+          <w:sz w:val="22"/>
+          <w:szCs w:val="22"/>
+        </w:rPr>
+        <w:t xml:space="preserve">	7</w:t>
+      </w:r>
+    </w:p>
+    <w:p>
+      <w:pPr>
+        <w:tabs>
+          <w:tab w:val="right" w:pos="9026" w:leader="dot"/>
+        </w:tabs>
+        <w:spacing w:after="16" w:line="256"/>
+        <w:ind w:left="360"/>
+      </w:pPr>
+      <w:r>
+        <w:rPr>
+          <w:b w:val="false"/>
+          <w:bCs w:val="false"/>
+          <w:color w:val="404040"/>
+          <w:sz w:val="21"/>
+          <w:szCs w:val="21"/>
+        </w:rPr>
+        <w:t xml:space="preserve">4.1 2단계 권한 모델</w:t>
+      </w:r>
+      <w:r>
+        <w:rPr>
+          <w:b w:val="false"/>
+          <w:bCs w:val="false"/>
+          <w:color w:val="404040"/>
+          <w:sz w:val="21"/>
+          <w:szCs w:val="21"/>
+        </w:rPr>
+        <w:t xml:space="preserve">	7</w:t>
+      </w:r>
+    </w:p>
+    <w:p>
+      <w:pPr>
+        <w:tabs>
+          <w:tab w:val="right" w:pos="9026" w:leader="dot"/>
+        </w:tabs>
+        <w:spacing w:after="16" w:line="256"/>
+        <w:ind w:left="360"/>
+      </w:pPr>
+      <w:r>
+        <w:rPr>
+          <w:b w:val="false"/>
+          <w:bCs w:val="false"/>
+          <w:color w:val="404040"/>
+          <w:sz w:val="21"/>
+          <w:szCs w:val="21"/>
+        </w:rPr>
+        <w:t xml:space="preserve">4.2 권한 평가 로직</w:t>
+      </w:r>
+      <w:r>
+        <w:rPr>
+          <w:b w:val="false"/>
+          <w:bCs w:val="false"/>
+          <w:color w:val="404040"/>
+          <w:sz w:val="21"/>
+          <w:szCs w:val="21"/>
+        </w:rPr>
+        <w:t xml:space="preserve">	8</w:t>
+      </w:r>
+    </w:p>
+    <w:p>
+      <w:pPr>
+        <w:tabs>
+          <w:tab w:val="right" w:pos="9026" w:leader="dot"/>
+        </w:tabs>
+        <w:spacing w:after="16" w:line="256"/>
+        <w:ind w:left="360"/>
+      </w:pPr>
+      <w:r>
+        <w:rPr>
+          <w:b w:val="false"/>
+          <w:bCs w:val="false"/>
+          <w:color w:val="404040"/>
+          <w:sz w:val="21"/>
+          <w:szCs w:val="21"/>
+        </w:rPr>
+        <w:t xml:space="preserve">4.3 조회 가시성(중요)</w:t>
+      </w:r>
+      <w:r>
+        <w:rPr>
+          <w:b w:val="false"/>
+          <w:bCs w:val="false"/>
+          <w:color w:val="404040"/>
+          <w:sz w:val="21"/>
+          <w:szCs w:val="21"/>
+        </w:rPr>
+        <w:t xml:space="preserve">	8</w:t>
+      </w:r>
+    </w:p>
+    <w:p>
+      <w:pPr>
+        <w:tabs>
+          <w:tab w:val="right" w:pos="9026" w:leader="dot"/>
+        </w:tabs>
+        <w:spacing w:after="16" w:line="256"/>
+        <w:ind w:left="360"/>
+      </w:pPr>
+      <w:r>
+        <w:rPr>
+          <w:b w:val="false"/>
+          <w:bCs w:val="false"/>
+          <w:color w:val="404040"/>
+          <w:sz w:val="21"/>
+          <w:szCs w:val="21"/>
+        </w:rPr>
+        <w:t xml:space="preserve">4.4 권한 매트릭스</w:t>
+      </w:r>
+      <w:r>
+        <w:rPr>
+          <w:b w:val="false"/>
+          <w:bCs w:val="false"/>
+          <w:color w:val="404040"/>
+          <w:sz w:val="21"/>
+          <w:szCs w:val="21"/>
+        </w:rPr>
+        <w:t xml:space="preserve">	8</w:t>
+      </w:r>
+    </w:p>
+    <w:p>
+      <w:pPr>
+        <w:tabs>
+          <w:tab w:val="right" w:pos="9026" w:leader="dot"/>
+        </w:tabs>
+        <w:spacing w:after="34" w:line="256"/>
+        <w:ind w:left="0"/>
+      </w:pPr>
+      <w:r>
+        <w:rPr>
+          <w:b/>
+          <w:bCs/>
+          <w:color w:val="1F3864"/>
+          <w:sz w:val="22"/>
+          <w:szCs w:val="22"/>
+        </w:rPr>
+        <w:t xml:space="preserve">5. API 설계</w:t>
+      </w:r>
+      <w:r>
+        <w:rPr>
+          <w:b/>
+          <w:bCs/>
+          <w:color w:val="1F3864"/>
+          <w:sz w:val="22"/>
+          <w:szCs w:val="22"/>
+        </w:rPr>
+        <w:t xml:space="preserve">	9</w:t>
+      </w:r>
+    </w:p>
+    <w:p>
+      <w:pPr>
+        <w:tabs>
+          <w:tab w:val="right" w:pos="9026" w:leader="dot"/>
+        </w:tabs>
+        <w:spacing w:after="16" w:line="256"/>
+        <w:ind w:left="360"/>
+      </w:pPr>
+      <w:r>
+        <w:rPr>
+          <w:b w:val="false"/>
+          <w:bCs w:val="false"/>
+          <w:color w:val="404040"/>
+          <w:sz w:val="21"/>
+          <w:szCs w:val="21"/>
+        </w:rPr>
+        <w:t xml:space="preserve">5.1 공통 규약</w:t>
+      </w:r>
+      <w:r>
+        <w:rPr>
+          <w:b w:val="false"/>
+          <w:bCs w:val="false"/>
+          <w:color w:val="404040"/>
+          <w:sz w:val="21"/>
+          <w:szCs w:val="21"/>
+        </w:rPr>
+        <w:t xml:space="preserve">	9</w:t>
+      </w:r>
+    </w:p>
+    <w:p>
+      <w:pPr>
+        <w:tabs>
+          <w:tab w:val="right" w:pos="9026" w:leader="dot"/>
+        </w:tabs>
+        <w:spacing w:after="16" w:line="256"/>
+        <w:ind w:left="360"/>
+      </w:pPr>
+      <w:r>
+        <w:rPr>
+          <w:b w:val="false"/>
+          <w:bCs w:val="false"/>
+          <w:color w:val="404040"/>
+          <w:sz w:val="21"/>
+          <w:szCs w:val="21"/>
+        </w:rPr>
+        <w:t xml:space="preserve">5.2 주요 엔드포인트</w:t>
+      </w:r>
+      <w:r>
+        <w:rPr>
+          <w:b w:val="false"/>
+          <w:bCs w:val="false"/>
+          <w:color w:val="404040"/>
+          <w:sz w:val="21"/>
+          <w:szCs w:val="21"/>
+        </w:rPr>
+        <w:t xml:space="preserve">	9</w:t>
+      </w:r>
+    </w:p>
+    <w:p>
+      <w:pPr>
+        <w:tabs>
+          <w:tab w:val="right" w:pos="9026" w:leader="dot"/>
+        </w:tabs>
+        <w:spacing w:after="16" w:line="256"/>
+        <w:ind w:left="360"/>
+      </w:pPr>
+      <w:r>
+        <w:rPr>
+          <w:b w:val="false"/>
+          <w:bCs w:val="false"/>
+          <w:color w:val="404040"/>
+          <w:sz w:val="21"/>
+          <w:szCs w:val="21"/>
+        </w:rPr>
+        <w:t xml:space="preserve">5.3 요청/응답 예시</w:t>
+      </w:r>
+      <w:r>
+        <w:rPr>
+          <w:b w:val="false"/>
+          <w:bCs w:val="false"/>
+          <w:color w:val="404040"/>
+          <w:sz w:val="21"/>
+          <w:szCs w:val="21"/>
+        </w:rPr>
+        <w:t xml:space="preserve">	10</w:t>
+      </w:r>
+    </w:p>
+    <w:p>
+      <w:pPr>
+        <w:tabs>
+          <w:tab w:val="right" w:pos="9026" w:leader="dot"/>
+        </w:tabs>
+        <w:spacing w:after="34" w:line="256"/>
+        <w:ind w:left="0"/>
+      </w:pPr>
+      <w:r>
+        <w:rPr>
+          <w:b/>
+          <w:bCs/>
+          <w:color w:val="1F3864"/>
+          <w:sz w:val="22"/>
+          <w:szCs w:val="22"/>
+        </w:rPr>
+        <w:t xml:space="preserve">6. 인증 / 인가</w:t>
+      </w:r>
+      <w:r>
+        <w:rPr>
+          <w:b/>
+          <w:bCs/>
+          <w:color w:val="1F3864"/>
+          <w:sz w:val="22"/>
+          <w:szCs w:val="22"/>
+        </w:rPr>
+        <w:t xml:space="preserve">	10</w:t>
+      </w:r>
+    </w:p>
+    <w:p>
+      <w:pPr>
+        <w:tabs>
+          <w:tab w:val="right" w:pos="9026" w:leader="dot"/>
+        </w:tabs>
+        <w:spacing w:after="16" w:line="256"/>
+        <w:ind w:left="360"/>
+      </w:pPr>
+      <w:r>
+        <w:rPr>
+          <w:b w:val="false"/>
+          <w:bCs w:val="false"/>
+          <w:color w:val="404040"/>
+          <w:sz w:val="21"/>
+          <w:szCs w:val="21"/>
+        </w:rPr>
+        <w:t xml:space="preserve">6.1 토큰 전략</w:t>
+      </w:r>
+      <w:r>
+        <w:rPr>
+          <w:b w:val="false"/>
+          <w:bCs w:val="false"/>
+          <w:color w:val="404040"/>
+          <w:sz w:val="21"/>
+          <w:szCs w:val="21"/>
+        </w:rPr>
+        <w:t xml:space="preserve">	10</w:t>
+      </w:r>
+    </w:p>
+    <w:p>
+      <w:pPr>
+        <w:tabs>
+          <w:tab w:val="right" w:pos="9026" w:leader="dot"/>
+        </w:tabs>
+        <w:spacing w:after="16" w:line="256"/>
+        <w:ind w:left="360"/>
+      </w:pPr>
+      <w:r>
+        <w:rPr>
+          <w:b w:val="false"/>
+          <w:bCs w:val="false"/>
+          <w:color w:val="404040"/>
+          <w:sz w:val="21"/>
+          <w:szCs w:val="21"/>
+        </w:rPr>
+        <w:t xml:space="preserve">6.2 소셜 로그인(권장 옵션)</w:t>
+      </w:r>
+      <w:r>
+        <w:rPr>
+          <w:b w:val="false"/>
+          <w:bCs w:val="false"/>
+          <w:color w:val="404040"/>
+          <w:sz w:val="21"/>
+          <w:szCs w:val="21"/>
+        </w:rPr>
+        <w:t xml:space="preserve">	10</w:t>
+      </w:r>
+    </w:p>
+    <w:p>
+      <w:pPr>
+        <w:tabs>
+          <w:tab w:val="right" w:pos="9026" w:leader="dot"/>
+        </w:tabs>
+        <w:spacing w:after="16" w:line="256"/>
+        <w:ind w:left="360"/>
+      </w:pPr>
+      <w:r>
+        <w:rPr>
+          <w:b w:val="false"/>
+          <w:bCs w:val="false"/>
+          <w:color w:val="404040"/>
+          <w:sz w:val="21"/>
+          <w:szCs w:val="21"/>
+        </w:rPr>
+        <w:t xml:space="preserve">6.3 보안 처리</w:t>
+      </w:r>
+      <w:r>
+        <w:rPr>
+          <w:b w:val="false"/>
+          <w:bCs w:val="false"/>
+          <w:color w:val="404040"/>
+          <w:sz w:val="21"/>
+          <w:szCs w:val="21"/>
+        </w:rPr>
+        <w:t xml:space="preserve">	10</w:t>
+      </w:r>
+    </w:p>
+    <w:p>
+      <w:pPr>
+        <w:tabs>
+          <w:tab w:val="right" w:pos="9026" w:leader="dot"/>
+        </w:tabs>
+        <w:spacing w:after="34" w:line="256"/>
+        <w:ind w:left="0"/>
+      </w:pPr>
+      <w:r>
+        <w:rPr>
+          <w:b/>
+          <w:bCs/>
+          <w:color w:val="1F3864"/>
+          <w:sz w:val="22"/>
+          <w:szCs w:val="22"/>
+        </w:rPr>
+        <w:t xml:space="preserve">7. 확장성 설계</w:t>
+      </w:r>
+      <w:r>
+        <w:rPr>
+          <w:b/>
+          <w:bCs/>
+          <w:color w:val="1F3864"/>
+          <w:sz w:val="22"/>
+          <w:szCs w:val="22"/>
+        </w:rPr>
+        <w:t xml:space="preserve">	11</w:t>
+      </w:r>
+    </w:p>
+    <w:p>
+      <w:pPr>
+        <w:tabs>
+          <w:tab w:val="right" w:pos="9026" w:leader="dot"/>
+        </w:tabs>
+        <w:spacing w:after="16" w:line="256"/>
+        <w:ind w:left="360"/>
+      </w:pPr>
+      <w:r>
+        <w:rPr>
+          <w:b w:val="false"/>
+          <w:bCs w:val="false"/>
+          <w:color w:val="404040"/>
+          <w:sz w:val="21"/>
+          <w:szCs w:val="21"/>
+        </w:rPr>
+        <w:t xml:space="preserve">7.1 모바일 확장 (Phase 2)</w:t>
+      </w:r>
+      <w:r>
+        <w:rPr>
+          <w:b w:val="false"/>
+          <w:bCs w:val="false"/>
+          <w:color w:val="404040"/>
+          <w:sz w:val="21"/>
+          <w:szCs w:val="21"/>
+        </w:rPr>
+        <w:t xml:space="preserve">	11</w:t>
+      </w:r>
+    </w:p>
+    <w:p>
+      <w:pPr>
+        <w:tabs>
+          <w:tab w:val="right" w:pos="9026" w:leader="dot"/>
+        </w:tabs>
+        <w:spacing w:after="16" w:line="256"/>
+        <w:ind w:left="360"/>
+      </w:pPr>
+      <w:r>
+        <w:rPr>
+          <w:b w:val="false"/>
+          <w:bCs w:val="false"/>
+          <w:color w:val="404040"/>
+          <w:sz w:val="21"/>
+          <w:szCs w:val="21"/>
+        </w:rPr>
+        <w:t xml:space="preserve">7.2 ERP 확장 (Phase 3 · 인력·재정/회계 제외)</w:t>
+      </w:r>
+      <w:r>
+        <w:rPr>
+          <w:b w:val="false"/>
+          <w:bCs w:val="false"/>
+          <w:color w:val="404040"/>
+          <w:sz w:val="21"/>
+          <w:szCs w:val="21"/>
+        </w:rPr>
+        <w:t xml:space="preserve">	11</w:t>
+      </w:r>
+    </w:p>
+    <w:p>
+      <w:pPr>
+        <w:tabs>
+          <w:tab w:val="right" w:pos="9026" w:leader="dot"/>
+        </w:tabs>
+        <w:spacing w:after="16" w:line="256"/>
+        <w:ind w:left="360"/>
+      </w:pPr>
+      <w:r>
+        <w:rPr>
+          <w:b w:val="false"/>
+          <w:bCs w:val="false"/>
+          <w:color w:val="404040"/>
+          <w:sz w:val="21"/>
+          <w:szCs w:val="21"/>
+        </w:rPr>
+        <w:t xml:space="preserve">7.3 확장을 고려한 1차 설계 수칙</w:t>
+      </w:r>
+      <w:r>
+        <w:rPr>
+          <w:b w:val="false"/>
+          <w:bCs w:val="false"/>
+          <w:color w:val="404040"/>
+          <w:sz w:val="21"/>
+          <w:szCs w:val="21"/>
+        </w:rPr>
+        <w:t xml:space="preserve">	11</w:t>
+      </w:r>
+    </w:p>
+    <w:p>
+      <w:pPr>
+        <w:tabs>
+          <w:tab w:val="right" w:pos="9026" w:leader="dot"/>
+        </w:tabs>
+        <w:spacing w:after="34" w:line="256"/>
+        <w:ind w:left="0"/>
+      </w:pPr>
+      <w:r>
+        <w:rPr>
+          <w:b/>
+          <w:bCs/>
+          <w:color w:val="1F3864"/>
+          <w:sz w:val="22"/>
+          <w:szCs w:val="22"/>
+        </w:rPr>
+        <w:t xml:space="preserve">8. 비기능 요구사항 / 인프라</w:t>
+      </w:r>
+      <w:r>
+        <w:rPr>
+          <w:b/>
+          <w:bCs/>
+          <w:color w:val="1F3864"/>
+          <w:sz w:val="22"/>
+          <w:szCs w:val="22"/>
+        </w:rPr>
+        <w:t xml:space="preserve">	11</w:t>
+      </w:r>
+    </w:p>
+    <w:p>
+      <w:r>
+        <w:br w:type="page"/>
+      </w:r>
+    </w:p>
+    <w:p>
+      <w:pPr>
+        <w:pStyle w:val="Heading1"/>
+      </w:pPr>
+      <w:r>
+        <w:t xml:space="preserve">1. 문서 목적 및 범위</w:t>
+      </w:r>
+    </w:p>
+    <w:p>
+      <w:pPr>
+        <w:spacing w:after="120" w:line="300"/>
+      </w:pPr>
+      <w:r>
+        <w:t xml:space="preserve">본 문서는 “교회 일정 공유 캘린더”의 백엔드 기술 설계를 정의한다. 아키텍처, 데이터 모델, 권한 체계(RBAC + 카테고리 스코프), REST API, 인증/인가, 확장성(ERP·모바일) 전략을 다룬다. 프론트엔드 화면 정의는 별도 문서를 참조한다.</w:t>
+      </w:r>
+    </w:p>
+    <w:p>
+      <w:pPr>
+        <w:spacing w:after="120" w:line="300"/>
+      </w:pPr>
+      <w:r>
+        <w:rPr>
+          <w:b/>
+          <w:bCs/>
         </w:rPr>
         <w:t xml:space="preserve">핵심 설계 원칙: </w:t>
       </w:r>
       <w:r>
-        <w:t xml:space="preserve">1차(캘린더)부터 인증·사용자·권한·카테고리를 공통 모듈로 분리하여, ERP·모바일 확장 시 기존 코드를 재작성하지 않고 모듈을 추가하는 구조를 지향한다.</w:t>
+        <w:t xml:space="preserve">1차(캘린더)부터 인증·사용자·권한·카테고리를 공통 모듈로 분리하여, 모바일·ERP 확장 시 기존 코드를 재작성하지 않고 모듈을 추가하는 구조를 지향한다.</w:t>
+      </w:r>
+    </w:p>
+    <w:p>
+      <w:pPr>
+        <w:spacing w:after="120" w:line="300"/>
+      </w:pPr>
+      <w:r>
+        <w:rPr>
+          <w:b/>
+          <w:bCs/>
+        </w:rPr>
+        <w:t xml:space="preserve">적용 범위·전제: </w:t>
+      </w:r>
+      <w:r>
+        <w:t xml:space="preserve">1차 적용 대상은 대학부이며, 검증 후 교회 전체로 확장한다. 권한은 카테고리 단위로 부여되어 같은 사용자가 카테고리마다 다른 역할을 가질 수 있다. 또한 향후 영혼관리시스템 연동을 위해 개인 식별 기본정보를 수집·보관하도록 설계한다.</w:t>
       </w:r>
     </w:p>
     <w:p>
@@ -394,7 +1144,7 @@
           <w:sz w:val="19"/>
           <w:szCs w:val="19"/>
         </w:rPr>
-        <w:t xml:space="preserve"> Auth/User       Event/Category          Finance/Asset/Stats</w:t>
+        <w:t xml:space="preserve"> Auth/User       Event/Category          Asset/Stats/Doc</w:t>
       </w:r>
     </w:p>
     <w:p>
@@ -409,7 +1159,7 @@
           <w:sz w:val="19"/>
           <w:szCs w:val="19"/>
         </w:rPr>
-        <w:t xml:space="preserve"> Role/Perm       Recurrence/Notify</w:t>
+        <w:t xml:space="preserve"> Role/Perm       Recurrence/Notify       (인력·재정/회계 제외)</w:t>
       </w:r>
     </w:p>
     <w:p>
@@ -1098,7 +1848,7 @@
                 <w:sz w:val="20"/>
                 <w:szCs w:val="20"/>
               </w:rPr>
-              <w:t xml:space="preserve">Notification</w:t>
+              <w:t xml:space="preserve">Mobile(API 공유)</w:t>
             </w:r>
           </w:p>
         </w:tc>
@@ -1129,7 +1879,7 @@
                 <w:sz w:val="20"/>
                 <w:szCs w:val="20"/>
               </w:rPr>
-              <w:t xml:space="preserve">알림 생성·발송(앱/이메일)</w:t>
+              <w:t xml:space="preserve">모바일 앱용 API·푸시 알림 어댑터</w:t>
             </w:r>
           </w:p>
         </w:tc>
@@ -1160,7 +1910,7 @@
                 <w:sz w:val="20"/>
                 <w:szCs w:val="20"/>
               </w:rPr>
-              <w:t xml:space="preserve">1.5차</w:t>
+              <w:t xml:space="preserve">2차</w:t>
             </w:r>
           </w:p>
         </w:tc>
@@ -1193,6 +1943,101 @@
                 <w:sz w:val="20"/>
                 <w:szCs w:val="20"/>
               </w:rPr>
+              <w:t xml:space="preserve">Notification</w:t>
+            </w:r>
+          </w:p>
+        </w:tc>
+        <w:tc>
+          <w:tcPr>
+            <w:tcW w:type="dxa" w:w="3200"/>
+            <w:tcBorders>
+              <w:top w:val="single" w:color="BFBFBF" w:sz="1"/>
+              <w:left w:val="single" w:color="BFBFBF" w:sz="1"/>
+              <w:bottom w:val="single" w:color="BFBFBF" w:sz="1"/>
+              <w:right w:val="single" w:color="BFBFBF" w:sz="1"/>
+            </w:tcBorders>
+            <w:shd w:fill="FFFFFF" w:val="clear"/>
+            <w:tcMar>
+              <w:top w:type="dxa" w:w="70"/>
+              <w:left w:type="dxa" w:w="120"/>
+              <w:bottom w:type="dxa" w:w="70"/>
+              <w:right w:type="dxa" w:w="120"/>
+            </w:tcMar>
+            <w:vAlign w:val="center"/>
+          </w:tcPr>
+          <w:p>
+            <w:pPr>
+              <w:spacing w:line="276"/>
+            </w:pPr>
+            <w:r>
+              <w:rPr>
+                <w:sz w:val="20"/>
+                <w:szCs w:val="20"/>
+              </w:rPr>
+              <w:t xml:space="preserve">알림 생성·발송(앱/이메일·푸시)</w:t>
+            </w:r>
+          </w:p>
+        </w:tc>
+        <w:tc>
+          <w:tcPr>
+            <w:tcW w:type="dxa" w:w="3226"/>
+            <w:tcBorders>
+              <w:top w:val="single" w:color="BFBFBF" w:sz="1"/>
+              <w:left w:val="single" w:color="BFBFBF" w:sz="1"/>
+              <w:bottom w:val="single" w:color="BFBFBF" w:sz="1"/>
+              <w:right w:val="single" w:color="BFBFBF" w:sz="1"/>
+            </w:tcBorders>
+            <w:shd w:fill="FFFFFF" w:val="clear"/>
+            <w:tcMar>
+              <w:top w:type="dxa" w:w="70"/>
+              <w:left w:type="dxa" w:w="120"/>
+              <w:bottom w:type="dxa" w:w="70"/>
+              <w:right w:type="dxa" w:w="120"/>
+            </w:tcMar>
+            <w:vAlign w:val="center"/>
+          </w:tcPr>
+          <w:p>
+            <w:pPr>
+              <w:spacing w:line="276"/>
+            </w:pPr>
+            <w:r>
+              <w:rPr>
+                <w:sz w:val="20"/>
+                <w:szCs w:val="20"/>
+              </w:rPr>
+              <w:t xml:space="preserve">2.5차</w:t>
+            </w:r>
+          </w:p>
+        </w:tc>
+      </w:tr>
+      <w:tr>
+        <w:tc>
+          <w:tcPr>
+            <w:tcW w:type="dxa" w:w="2600"/>
+            <w:tcBorders>
+              <w:top w:val="single" w:color="BFBFBF" w:sz="1"/>
+              <w:left w:val="single" w:color="BFBFBF" w:sz="1"/>
+              <w:bottom w:val="single" w:color="BFBFBF" w:sz="1"/>
+              <w:right w:val="single" w:color="BFBFBF" w:sz="1"/>
+            </w:tcBorders>
+            <w:shd w:fill="EDF2FB" w:val="clear"/>
+            <w:tcMar>
+              <w:top w:type="dxa" w:w="70"/>
+              <w:left w:type="dxa" w:w="120"/>
+              <w:bottom w:type="dxa" w:w="70"/>
+              <w:right w:type="dxa" w:w="120"/>
+            </w:tcMar>
+            <w:vAlign w:val="center"/>
+          </w:tcPr>
+          <w:p>
+            <w:pPr>
+              <w:spacing w:line="276"/>
+            </w:pPr>
+            <w:r>
+              <w:rPr>
+                <w:sz w:val="20"/>
+                <w:szCs w:val="20"/>
+              </w:rPr>
               <w:t xml:space="preserve">ERP(다수)</w:t>
             </w:r>
           </w:p>
@@ -1206,25 +2051,25 @@
               <w:bottom w:val="single" w:color="BFBFBF" w:sz="1"/>
               <w:right w:val="single" w:color="BFBFBF" w:sz="1"/>
             </w:tcBorders>
-            <w:shd w:fill="FFFFFF" w:val="clear"/>
-            <w:tcMar>
-              <w:top w:type="dxa" w:w="70"/>
-              <w:left w:type="dxa" w:w="120"/>
-              <w:bottom w:type="dxa" w:w="70"/>
-              <w:right w:type="dxa" w:w="120"/>
-            </w:tcMar>
-            <w:vAlign w:val="center"/>
-          </w:tcPr>
-          <w:p>
-            <w:pPr>
-              <w:spacing w:line="276"/>
-            </w:pPr>
-            <w:r>
-              <w:rPr>
-                <w:sz w:val="20"/>
-                <w:szCs w:val="20"/>
-              </w:rPr>
-              <w:t xml:space="preserve">재정·자산/자원·출석·통계</w:t>
+            <w:shd w:fill="EDF2FB" w:val="clear"/>
+            <w:tcMar>
+              <w:top w:type="dxa" w:w="70"/>
+              <w:left w:type="dxa" w:w="120"/>
+              <w:bottom w:type="dxa" w:w="70"/>
+              <w:right w:type="dxa" w:w="120"/>
+            </w:tcMar>
+            <w:vAlign w:val="center"/>
+          </w:tcPr>
+          <w:p>
+            <w:pPr>
+              <w:spacing w:line="276"/>
+            </w:pPr>
+            <w:r>
+              <w:rPr>
+                <w:sz w:val="20"/>
+                <w:szCs w:val="20"/>
+              </w:rPr>
+              <w:t xml:space="preserve">자산/자원·출석·통계·문서 (인력·재정/회계 제외)</w:t>
             </w:r>
           </w:p>
         </w:tc>
@@ -1237,25 +2082,25 @@
               <w:bottom w:val="single" w:color="BFBFBF" w:sz="1"/>
               <w:right w:val="single" w:color="BFBFBF" w:sz="1"/>
             </w:tcBorders>
-            <w:shd w:fill="FFFFFF" w:val="clear"/>
-            <w:tcMar>
-              <w:top w:type="dxa" w:w="70"/>
-              <w:left w:type="dxa" w:w="120"/>
-              <w:bottom w:type="dxa" w:w="70"/>
-              <w:right w:type="dxa" w:w="120"/>
-            </w:tcMar>
-            <w:vAlign w:val="center"/>
-          </w:tcPr>
-          <w:p>
-            <w:pPr>
-              <w:spacing w:line="276"/>
-            </w:pPr>
-            <w:r>
-              <w:rPr>
-                <w:sz w:val="20"/>
-                <w:szCs w:val="20"/>
-              </w:rPr>
-              <w:t xml:space="preserve">2차</w:t>
+            <w:shd w:fill="EDF2FB" w:val="clear"/>
+            <w:tcMar>
+              <w:top w:type="dxa" w:w="70"/>
+              <w:left w:type="dxa" w:w="120"/>
+              <w:bottom w:type="dxa" w:w="70"/>
+              <w:right w:type="dxa" w:w="120"/>
+            </w:tcMar>
+            <w:vAlign w:val="center"/>
+          </w:tcPr>
+          <w:p>
+            <w:pPr>
+              <w:spacing w:line="276"/>
+            </w:pPr>
+            <w:r>
+              <w:rPr>
+                <w:sz w:val="20"/>
+                <w:szCs w:val="20"/>
+              </w:rPr>
+              <w:t xml:space="preserve">3차</w:t>
             </w:r>
           </w:p>
         </w:tc>
@@ -2052,6 +2897,21 @@
     </w:tbl>
     <w:p>
       <w:pPr>
+        <w:spacing w:after="120" w:line="300"/>
+      </w:pPr>
+      <w:r>
+        <w:rPr>
+          <w:b/>
+          <w:bCs/>
+        </w:rPr>
+        <w:t xml:space="preserve">※ 위 기술 스택은 제안이며, 팀 협의 후 변경될 수 있다. </w:t>
+      </w:r>
+      <w:r>
+        <w:t xml:space="preserve">개발팀 구성원의 역량·선호와 운영 환경에 따라 최종 확정한다.</w:t>
+      </w:r>
+    </w:p>
+    <w:p>
+      <w:pPr>
         <w:pStyle w:val="Heading1"/>
       </w:pPr>
       <w:r>
@@ -2737,7 +3597,7 @@
                 <w:sz w:val="20"/>
                 <w:szCs w:val="20"/>
               </w:rPr>
-              <w:t xml:space="preserve">이름</w:t>
+              <w:t xml:space="preserve">이름 (식별 기본정보)</w:t>
             </w:r>
           </w:p>
         </w:tc>
@@ -2770,7 +3630,7 @@
                 <w:sz w:val="20"/>
                 <w:szCs w:val="20"/>
               </w:rPr>
-              <w:t xml:space="preserve">phone</w:t>
+              <w:t xml:space="preserve">birth_date</w:t>
             </w:r>
           </w:p>
         </w:tc>
@@ -2801,7 +3661,7 @@
                 <w:sz w:val="20"/>
                 <w:szCs w:val="20"/>
               </w:rPr>
-              <w:t xml:space="preserve">varchar, null</w:t>
+              <w:t xml:space="preserve">date, null</w:t>
             </w:r>
           </w:p>
         </w:tc>
@@ -2832,7 +3692,7 @@
                 <w:sz w:val="20"/>
                 <w:szCs w:val="20"/>
               </w:rPr>
-              <w:t xml:space="preserve">연락처(선택)</w:t>
+              <w:t xml:space="preserve">생년월일 (영혼관리시스템 매핑용 식별 기본정보)</w:t>
             </w:r>
           </w:p>
         </w:tc>
@@ -2865,7 +3725,7 @@
                 <w:sz w:val="20"/>
                 <w:szCs w:val="20"/>
               </w:rPr>
-              <w:t xml:space="preserve">status</w:t>
+              <w:t xml:space="preserve">phone</w:t>
             </w:r>
           </w:p>
         </w:tc>
@@ -2896,7 +3756,7 @@
                 <w:sz w:val="20"/>
                 <w:szCs w:val="20"/>
               </w:rPr>
-              <w:t xml:space="preserve">enum</w:t>
+              <w:t xml:space="preserve">varchar, null</w:t>
             </w:r>
           </w:p>
         </w:tc>
@@ -2927,7 +3787,7 @@
                 <w:sz w:val="20"/>
                 <w:szCs w:val="20"/>
               </w:rPr>
-              <w:t xml:space="preserve">active / invited / suspended</w:t>
+              <w:t xml:space="preserve">연락처 (식별 기본정보)</w:t>
             </w:r>
           </w:p>
         </w:tc>
@@ -2960,7 +3820,7 @@
                 <w:sz w:val="20"/>
                 <w:szCs w:val="20"/>
               </w:rPr>
-              <w:t xml:space="preserve">provider</w:t>
+              <w:t xml:space="preserve">soul_mgmt_ref</w:t>
             </w:r>
           </w:p>
         </w:tc>
@@ -2991,7 +3851,7 @@
                 <w:sz w:val="20"/>
                 <w:szCs w:val="20"/>
               </w:rPr>
-              <w:t xml:space="preserve">enum, null</w:t>
+              <w:t xml:space="preserve">varchar, null</w:t>
             </w:r>
           </w:p>
         </w:tc>
@@ -3022,7 +3882,7 @@
                 <w:sz w:val="20"/>
                 <w:szCs w:val="20"/>
               </w:rPr>
-              <w:t xml:space="preserve">local / google / kakao</w:t>
+              <w:t xml:space="preserve">영혼관리시스템 매핑 키(향후 연동 시 채움)</w:t>
             </w:r>
           </w:p>
         </w:tc>
@@ -3055,6 +3915,196 @@
                 <w:sz w:val="20"/>
                 <w:szCs w:val="20"/>
               </w:rPr>
+              <w:t xml:space="preserve">status</w:t>
+            </w:r>
+          </w:p>
+        </w:tc>
+        <w:tc>
+          <w:tcPr>
+            <w:tcW w:type="dxa" w:w="2600"/>
+            <w:tcBorders>
+              <w:top w:val="single" w:color="BFBFBF" w:sz="1"/>
+              <w:left w:val="single" w:color="BFBFBF" w:sz="1"/>
+              <w:bottom w:val="single" w:color="BFBFBF" w:sz="1"/>
+              <w:right w:val="single" w:color="BFBFBF" w:sz="1"/>
+            </w:tcBorders>
+            <w:shd w:fill="EDF2FB" w:val="clear"/>
+            <w:tcMar>
+              <w:top w:type="dxa" w:w="70"/>
+              <w:left w:type="dxa" w:w="120"/>
+              <w:bottom w:type="dxa" w:w="70"/>
+              <w:right w:type="dxa" w:w="120"/>
+            </w:tcMar>
+            <w:vAlign w:val="center"/>
+          </w:tcPr>
+          <w:p>
+            <w:pPr>
+              <w:spacing w:line="276"/>
+            </w:pPr>
+            <w:r>
+              <w:rPr>
+                <w:sz w:val="20"/>
+                <w:szCs w:val="20"/>
+              </w:rPr>
+              <w:t xml:space="preserve">enum</w:t>
+            </w:r>
+          </w:p>
+        </w:tc>
+        <w:tc>
+          <w:tcPr>
+            <w:tcW w:type="dxa" w:w="4026"/>
+            <w:tcBorders>
+              <w:top w:val="single" w:color="BFBFBF" w:sz="1"/>
+              <w:left w:val="single" w:color="BFBFBF" w:sz="1"/>
+              <w:bottom w:val="single" w:color="BFBFBF" w:sz="1"/>
+              <w:right w:val="single" w:color="BFBFBF" w:sz="1"/>
+            </w:tcBorders>
+            <w:shd w:fill="EDF2FB" w:val="clear"/>
+            <w:tcMar>
+              <w:top w:type="dxa" w:w="70"/>
+              <w:left w:type="dxa" w:w="120"/>
+              <w:bottom w:type="dxa" w:w="70"/>
+              <w:right w:type="dxa" w:w="120"/>
+            </w:tcMar>
+            <w:vAlign w:val="center"/>
+          </w:tcPr>
+          <w:p>
+            <w:pPr>
+              <w:spacing w:line="276"/>
+            </w:pPr>
+            <w:r>
+              <w:rPr>
+                <w:sz w:val="20"/>
+                <w:szCs w:val="20"/>
+              </w:rPr>
+              <w:t xml:space="preserve">active / invited / suspended</w:t>
+            </w:r>
+          </w:p>
+        </w:tc>
+      </w:tr>
+      <w:tr>
+        <w:tc>
+          <w:tcPr>
+            <w:tcW w:type="dxa" w:w="2400"/>
+            <w:tcBorders>
+              <w:top w:val="single" w:color="BFBFBF" w:sz="1"/>
+              <w:left w:val="single" w:color="BFBFBF" w:sz="1"/>
+              <w:bottom w:val="single" w:color="BFBFBF" w:sz="1"/>
+              <w:right w:val="single" w:color="BFBFBF" w:sz="1"/>
+            </w:tcBorders>
+            <w:shd w:fill="FFFFFF" w:val="clear"/>
+            <w:tcMar>
+              <w:top w:type="dxa" w:w="70"/>
+              <w:left w:type="dxa" w:w="120"/>
+              <w:bottom w:type="dxa" w:w="70"/>
+              <w:right w:type="dxa" w:w="120"/>
+            </w:tcMar>
+            <w:vAlign w:val="center"/>
+          </w:tcPr>
+          <w:p>
+            <w:pPr>
+              <w:spacing w:line="276"/>
+            </w:pPr>
+            <w:r>
+              <w:rPr>
+                <w:sz w:val="20"/>
+                <w:szCs w:val="20"/>
+              </w:rPr>
+              <w:t xml:space="preserve">provider</w:t>
+            </w:r>
+          </w:p>
+        </w:tc>
+        <w:tc>
+          <w:tcPr>
+            <w:tcW w:type="dxa" w:w="2600"/>
+            <w:tcBorders>
+              <w:top w:val="single" w:color="BFBFBF" w:sz="1"/>
+              <w:left w:val="single" w:color="BFBFBF" w:sz="1"/>
+              <w:bottom w:val="single" w:color="BFBFBF" w:sz="1"/>
+              <w:right w:val="single" w:color="BFBFBF" w:sz="1"/>
+            </w:tcBorders>
+            <w:shd w:fill="FFFFFF" w:val="clear"/>
+            <w:tcMar>
+              <w:top w:type="dxa" w:w="70"/>
+              <w:left w:type="dxa" w:w="120"/>
+              <w:bottom w:type="dxa" w:w="70"/>
+              <w:right w:type="dxa" w:w="120"/>
+            </w:tcMar>
+            <w:vAlign w:val="center"/>
+          </w:tcPr>
+          <w:p>
+            <w:pPr>
+              <w:spacing w:line="276"/>
+            </w:pPr>
+            <w:r>
+              <w:rPr>
+                <w:sz w:val="20"/>
+                <w:szCs w:val="20"/>
+              </w:rPr>
+              <w:t xml:space="preserve">enum, null</w:t>
+            </w:r>
+          </w:p>
+        </w:tc>
+        <w:tc>
+          <w:tcPr>
+            <w:tcW w:type="dxa" w:w="4026"/>
+            <w:tcBorders>
+              <w:top w:val="single" w:color="BFBFBF" w:sz="1"/>
+              <w:left w:val="single" w:color="BFBFBF" w:sz="1"/>
+              <w:bottom w:val="single" w:color="BFBFBF" w:sz="1"/>
+              <w:right w:val="single" w:color="BFBFBF" w:sz="1"/>
+            </w:tcBorders>
+            <w:shd w:fill="FFFFFF" w:val="clear"/>
+            <w:tcMar>
+              <w:top w:type="dxa" w:w="70"/>
+              <w:left w:type="dxa" w:w="120"/>
+              <w:bottom w:type="dxa" w:w="70"/>
+              <w:right w:type="dxa" w:w="120"/>
+            </w:tcMar>
+            <w:vAlign w:val="center"/>
+          </w:tcPr>
+          <w:p>
+            <w:pPr>
+              <w:spacing w:line="276"/>
+            </w:pPr>
+            <w:r>
+              <w:rPr>
+                <w:sz w:val="20"/>
+                <w:szCs w:val="20"/>
+              </w:rPr>
+              <w:t xml:space="preserve">local / google / kakao</w:t>
+            </w:r>
+          </w:p>
+        </w:tc>
+      </w:tr>
+      <w:tr>
+        <w:tc>
+          <w:tcPr>
+            <w:tcW w:type="dxa" w:w="2400"/>
+            <w:tcBorders>
+              <w:top w:val="single" w:color="BFBFBF" w:sz="1"/>
+              <w:left w:val="single" w:color="BFBFBF" w:sz="1"/>
+              <w:bottom w:val="single" w:color="BFBFBF" w:sz="1"/>
+              <w:right w:val="single" w:color="BFBFBF" w:sz="1"/>
+            </w:tcBorders>
+            <w:shd w:fill="EDF2FB" w:val="clear"/>
+            <w:tcMar>
+              <w:top w:type="dxa" w:w="70"/>
+              <w:left w:type="dxa" w:w="120"/>
+              <w:bottom w:type="dxa" w:w="70"/>
+              <w:right w:type="dxa" w:w="120"/>
+            </w:tcMar>
+            <w:vAlign w:val="center"/>
+          </w:tcPr>
+          <w:p>
+            <w:pPr>
+              <w:spacing w:line="276"/>
+            </w:pPr>
+            <w:r>
+              <w:rPr>
+                <w:sz w:val="20"/>
+                <w:szCs w:val="20"/>
+              </w:rPr>
               <w:t xml:space="preserve">created_at, updated_at</w:t>
             </w:r>
           </w:p>
@@ -3123,6 +4173,21 @@
         </w:tc>
       </w:tr>
     </w:tbl>
+    <w:p>
+      <w:pPr>
+        <w:spacing w:after="120" w:line="300"/>
+      </w:pPr>
+      <w:r>
+        <w:rPr>
+          <w:b/>
+          <w:bCs/>
+        </w:rPr>
+        <w:t xml:space="preserve">영혼관리시스템 연동(향후): </w:t>
+      </w:r>
+      <w:r>
+        <w:t xml:space="preserve">회원가입·등록 시 개인을 식별할 수 있는 기본정보(이름·생년월일·연락처 등)를 수집한다. 당장은 캘린더 내부에서만 사용하고, 영혼관리시스템이 준비되면 이 식별 정보를 기준으로 양쪽 레코드를 매핑한다(soul_mgmt_ref에 외부 키 저장). 개인정보는 최소 수집·접근통제 원칙을 따른다.</w:t>
+      </w:r>
+    </w:p>
     <w:p>
       <w:pPr>
         <w:pStyle w:val="Heading3"/>
@@ -3935,7 +5000,7 @@
                 <w:sz w:val="20"/>
                 <w:szCs w:val="20"/>
               </w:rPr>
-              <w:t xml:space="preserve">예: 청년부, 찬양팀</w:t>
+              <w:t xml:space="preserve">예: 대학부, 찬양팀</w:t>
             </w:r>
           </w:p>
         </w:tc>
@@ -5618,6 +6683,21 @@
     </w:p>
     <w:p>
       <w:pPr>
+        <w:spacing w:after="120" w:line="300"/>
+      </w:pPr>
+      <w:r>
+        <w:rPr>
+          <w:b/>
+          <w:bCs/>
+        </w:rPr>
+        <w:t xml:space="preserve">권한은 카테고리 단위로 부여된다. </w:t>
+      </w:r>
+      <w:r>
+        <w:t xml:space="preserve">같은 사용자가 카테고리마다 다른 역할을 가질 수 있다(예: 대학부=일반 사용자, 찬양팀=관리자). 이는 category_membership.role_in_category로 자연스럽게 표현된다.</w:t>
+      </w:r>
+    </w:p>
+    <w:p>
+      <w:pPr>
         <w:pStyle w:val="ListParagraph"/>
         <w:numPr>
           <w:ilvl w:val="0"/>
@@ -5630,10 +6710,10 @@
           <w:b/>
           <w:bCs/>
         </w:rPr>
-        <w:t xml:space="preserve">글로벌 역할(Role): </w:t>
-      </w:r>
-      <w:r>
-        <w:t xml:space="preserve">시스템 전반에서 할 수 있는 행위. user_role로 부여. 예: ADMIN은 모든 카테고리·사용자 관리.</w:t>
+        <w:t xml:space="preserve">카테고리 스코프 역할(role_in_category): </w:t>
+      </w:r>
+      <w:r>
+        <w:t xml:space="preserve">기본 권한 축. category_membership으로 카테고리별 부여. 예: 대학부의 ADMIN은 대학부 일정만 편집하고, 대학부의 일반 사용자를 등록·관리한다.</w:t>
       </w:r>
     </w:p>
     <w:p>
@@ -5650,10 +6730,25 @@
           <w:b/>
           <w:bCs/>
         </w:rPr>
-        <w:t xml:space="preserve">카테고리 스코프 역할(role_in_category): </w:t>
-      </w:r>
-      <w:r>
-        <w:t xml:space="preserve">특정 카테고리 내에서의 권한. category_membership으로 부여. 예: 청년부의 CATEGORY_ADMIN은 청년부 일정만 편집.</w:t>
+        <w:t xml:space="preserve">글로벌 역할(Role): </w:t>
+      </w:r>
+      <w:r>
+        <w:t xml:space="preserve">시스템 전반 역할. user_role로 부여. 전체 관리자(ADMIN)는 모든 카테고리에 모든 권한을 부여 가능, 최고 관리자(SUPER_ADMIN)는 시스템 설정까지.</w:t>
+      </w:r>
+    </w:p>
+    <w:p>
+      <w:pPr>
+        <w:spacing w:after="120" w:line="300"/>
+      </w:pPr>
+      <w:r>
+        <w:rPr>
+          <w:b/>
+          <w:bCs/>
+        </w:rPr>
+        <w:t xml:space="preserve">정리: </w:t>
+      </w:r>
+      <w:r>
+        <w:t xml:space="preserve">카테고리 관리자 = 자신이 맡은 카테고리 안에서만 관리(일정·구성원). 전체 관리자 = 전체 카테고리·사용자·권한 관리. → 권한 부여 주체와 범위가 카테고리로 명확히 구분된다.</w:t>
       </w:r>
     </w:p>
     <w:p>
@@ -8646,7 +9741,7 @@
           <w:sz w:val="19"/>
           <w:szCs w:val="19"/>
         </w:rPr>
-        <w:t xml:space="preserve">  "title": "청년부 금요모임",</w:t>
+        <w:t xml:space="preserve">  "title": "대학부 금요모임",</w:t>
       </w:r>
     </w:p>
     <w:p>
@@ -8706,7 +9801,7 @@
           <w:sz w:val="19"/>
           <w:szCs w:val="19"/>
         </w:rPr>
-        <w:t xml:space="preserve">  "location": "교육관 201호",</w:t>
+        <w:t xml:space="preserve">  "location": "예수홀",</w:t>
       </w:r>
     </w:p>
     <w:p>
@@ -8721,7 +9816,7 @@
           <w:sz w:val="19"/>
           <w:szCs w:val="19"/>
         </w:rPr>
-        <w:t xml:space="preserve">  "categoryIds": ["&lt;청년부 uuid&gt;"],</w:t>
+        <w:t xml:space="preserve">  "categoryIds": ["&lt;대학부 uuid&gt;"],</w:t>
       </w:r>
     </w:p>
     <w:p>
@@ -8822,7 +9917,7 @@
         <w:spacing w:after="120" w:line="300"/>
       </w:pPr>
       <w:r>
-        <w:t xml:space="preserve">고령 사용자 접근성을 위해 Google·Kakao OAuth 간편 로그인을 옵션으로 둔다. provider 컬럼으로 계정 출처를 구분하고, 동일 이메일은 계정 연동 처리한다.</w:t>
+        <w:t xml:space="preserve">사용자 편의를 위해 Google·Kakao OAuth 간편 로그인을 옵션으로 둔다. provider 컬럼으로 계정 출처를 구분하고, 동일 이메일은 계정 연동 처리한다.</w:t>
       </w:r>
     </w:p>
     <w:p>
@@ -8895,18 +9990,25 @@
     </w:p>
     <w:p>
       <w:pPr>
+        <w:spacing w:after="120" w:line="300"/>
+      </w:pPr>
+      <w:r>
+        <w:rPr>
+          <w:b/>
+          <w:bCs/>
+        </w:rPr>
+        <w:t xml:space="preserve">확장 순서: </w:t>
+      </w:r>
+      <w:r>
+        <w:t xml:space="preserve">Phase1 공유 캘린더 → Phase2 모바일 앱 → Phase2.5 알림·편의 → Phase3 ERP. 모바일(일정 등록·변경 시 푸시)을 알림 고도화보다 먼저 진행한다.</w:t>
+      </w:r>
+    </w:p>
+    <w:p>
+      <w:pPr>
         <w:pStyle w:val="Heading2"/>
       </w:pPr>
       <w:r>
-        <w:t xml:space="preserve">7.1 ERP 확장 (인력관리 제외)</w:t>
-      </w:r>
-    </w:p>
-    <w:p>
-      <w:pPr>
-        <w:spacing w:after="120" w:line="300"/>
-      </w:pPr>
-      <w:r>
-        <w:t xml:space="preserve">ERP 모듈(재정/회계, 자산·자원 예약, 출석·통계, 문서)은 공통 모듈(Auth/User/Role/Category)을 그대로 재사용한다. 각 ERP 도메인은 독립 스키마(또는 스키마 분리)로 추가하되, 권한은 동일한 RBAC+카테고리 모델로 통제한다.</w:t>
+        <w:t xml:space="preserve">7.1 모바일 확장 (Phase 2)</w:t>
       </w:r>
     </w:p>
     <w:p>
@@ -8919,7 +10021,7 @@
         <w:spacing w:after="60" w:line="290"/>
       </w:pPr>
       <w:r>
-        <w:t xml:space="preserve">자원 예약: event.location을 resource 테이블로 정규화하여 장소 중복 예약 감지로 확장.</w:t>
+        <w:t xml:space="preserve">동일 REST API 재사용 → 백엔드 변경 최소화.</w:t>
       </w:r>
     </w:p>
     <w:p>
@@ -8932,7 +10034,7 @@
         <w:spacing w:after="60" w:line="290"/>
       </w:pPr>
       <w:r>
-        <w:t xml:space="preserve">출석/통계: event_occurrence 기반 참여 기록 테이블 추가.</w:t>
+        <w:t xml:space="preserve">푸시 알림(FCM/APNs)을 Notification 모듈에 어댑터로 추가 → 일정 등록·변경 시 푸시.</w:t>
       </w:r>
     </w:p>
     <w:p>
@@ -8945,14 +10047,7 @@
         <w:spacing w:after="60" w:line="290"/>
       </w:pPr>
       <w:r>
-        <w:rPr>
-          <w:b/>
-          <w:bCs/>
-        </w:rPr>
-        <w:t xml:space="preserve">주의: </w:t>
-      </w:r>
-      <w:r>
-        <w:t xml:space="preserve">사용자 요구사항에 따라 인력관리(HR) 모듈은 범위에서 제외한다.</w:t>
+        <w:t xml:space="preserve">토큰 기반 무상태 인증으로 앱·웹 세션 일관성 유지.</w:t>
       </w:r>
     </w:p>
     <w:p>
@@ -8960,7 +10055,15 @@
         <w:pStyle w:val="Heading2"/>
       </w:pPr>
       <w:r>
-        <w:t xml:space="preserve">7.2 모바일 확장</w:t>
+        <w:t xml:space="preserve">7.2 ERP 확장 (Phase 3 · 인력·재정/회계 제외)</w:t>
+      </w:r>
+    </w:p>
+    <w:p>
+      <w:pPr>
+        <w:spacing w:after="120" w:line="300"/>
+      </w:pPr>
+      <w:r>
+        <w:t xml:space="preserve">ERP 모듈(자산·자원 예약, 출석·통계, 문서 관리)은 공통 모듈(Auth/User/Role/Category)을 그대로 재사용한다. 각 ERP 도메인은 독립 스키마(또는 스키마 분리)로 추가하되, 권한은 동일한 RBAC+카테고리 모델로 통제한다.</w:t>
       </w:r>
     </w:p>
     <w:p>
@@ -8973,7 +10076,7 @@
         <w:spacing w:after="60" w:line="290"/>
       </w:pPr>
       <w:r>
-        <w:t xml:space="preserve">동일 REST API 재사용 → 백엔드 변경 최소화.</w:t>
+        <w:t xml:space="preserve">자원 예약: event.location을 resource 테이블로 정규화하여 장소(센터·예수홀 등) 중복 예약 감지로 확장.</w:t>
       </w:r>
     </w:p>
     <w:p>
@@ -8986,7 +10089,7 @@
         <w:spacing w:after="60" w:line="290"/>
       </w:pPr>
       <w:r>
-        <w:t xml:space="preserve">푸시 알림(FCM/APNs)을 Notification 모듈에 어댑터로 추가.</w:t>
+        <w:t xml:space="preserve">출석/통계: event_occurrence 기반 참여 기록 테이블 추가.</w:t>
       </w:r>
     </w:p>
     <w:p>
@@ -8999,7 +10102,14 @@
         <w:spacing w:after="60" w:line="290"/>
       </w:pPr>
       <w:r>
-        <w:t xml:space="preserve">토큰 기반 무상태 인증으로 앱·웹 세션 일관성 유지.</w:t>
+        <w:rPr>
+          <w:b/>
+          <w:bCs/>
+        </w:rPr>
+        <w:t xml:space="preserve">범위 제외: </w:t>
+      </w:r>
+      <w:r>
+        <w:t xml:space="preserve">사용자 요구사항에 따라 인력관리(HR)와 재정/회계 모듈은 ERP 범위에서 제외한다.</w:t>
       </w:r>
     </w:p>
     <w:p>

--- a/raw/교회-일정공유캘린더-기술설계서.docx
+++ b/raw/교회-일정공유캘린더-기술설계서.docx
@@ -705,7 +705,9 @@
           <w:sz w:val="21"/>
           <w:szCs w:val="21"/>
         </w:rPr>
-        <w:t xml:space="preserve">6.2 소셜 로그인(권장 옵션)</w:t>
+        <w:t>6.2 소셜 로그인(미채택)</w:t>
+        <w:tab/>
+        <w:t>10</w:t>
       </w:r>
       <w:r>
         <w:rPr>
@@ -715,7 +717,6 @@
           <w:sz w:val="21"/>
           <w:szCs w:val="21"/>
         </w:rPr>
-        <w:t xml:space="preserve">	10</w:t>
       </w:r>
     </w:p>
     <w:p>
@@ -3407,7 +3408,7 @@
                 <w:sz w:val="20"/>
                 <w:szCs w:val="20"/>
               </w:rPr>
-              <w:t xml:space="preserve">로그인 ID</w:t>
+              <w:t>식별·연락용 (로그인 ID 아님)</w:t>
             </w:r>
           </w:p>
         </w:tc>
@@ -3502,7 +3503,7 @@
                 <w:sz w:val="20"/>
                 <w:szCs w:val="20"/>
               </w:rPr>
-              <w:t xml:space="preserve">bcrypt/argon2 해시 (소셜 로그인 시 null)</w:t>
+              <w:t>bcrypt/argon2 해시</w:t>
             </w:r>
           </w:p>
         </w:tc>
@@ -4072,7 +4073,7 @@
                 <w:sz w:val="20"/>
                 <w:szCs w:val="20"/>
               </w:rPr>
-              <w:t xml:space="preserve">local / google / kakao</w:t>
+              <w:t>local (소셜 로그인 미채택)</w:t>
             </w:r>
           </w:p>
         </w:tc>
@@ -9909,7 +9910,7 @@
         <w:pStyle w:val="Heading2"/>
       </w:pPr>
       <w:r>
-        <w:t xml:space="preserve">6.2 소셜 로그인(권장 옵션)</w:t>
+        <w:t>6.2 소셜 로그인(미채택)</w:t>
       </w:r>
     </w:p>
     <w:p>
@@ -9917,7 +9918,7 @@
         <w:spacing w:after="120" w:line="300"/>
       </w:pPr>
       <w:r>
-        <w:t xml:space="preserve">사용자 편의를 위해 Google·Kakao OAuth 간편 로그인을 옵션으로 둔다. provider 컬럼으로 계정 출처를 구분하고, 동일 이메일은 계정 연동 처리한다.</w:t>
+        <w:t>※ 최종 결정(2026-06-17, 와이어프레임 확정): 소셜 로그인은 채택하지 않는다. 로그인은 '이름 + 소속 팀 선택 + 비밀번호' 방식이며, 이전 권장안(Google·Kakao OAuth)은 폐기한다.</w:t>
       </w:r>
     </w:p>
     <w:p>

--- a/raw/교회-일정공유캘린더-기술설계서.docx
+++ b/raw/교회-일정공유캘린더-기술설계서.docx
@@ -9979,6 +9979,46 @@
       </w:pPr>
       <w:r>
         <w:t xml:space="preserve">감사 로그: 일정·권한·사용자 변경 시 actor·시각·before/after 기록.</w:t>
+      </w:r>
+    </w:p>
+    <w:p>
+      <w:pPr>
+        <w:pStyle w:val="Heading2"/>
+      </w:pPr>
+      <w:r>
+        <w:t>6.4 로그인 식별 · 계정 관리 (2026-06-17 확정)</w:t>
+      </w:r>
+    </w:p>
+    <w:p>
+      <w:pPr>
+        <w:pStyle w:val="ListParagraph"/>
+      </w:pPr>
+      <w:r>
+        <w:t>로그인 식별자는 (이름 + 소속 팀) 튜플이며 가입 시 유일성을 강제한다. 비밀번호는 인증 전용 자격증명이며 식별자로 쓰지 않는다(해시 저장이라 조회 불가).</w:t>
+      </w:r>
+    </w:p>
+    <w:p>
+      <w:pPr>
+        <w:pStyle w:val="ListParagraph"/>
+      </w:pPr>
+      <w:r>
+        <w:t>동명이인 처리: 같은 팀에 동일 이름이 있으면 가입 시 충돌을 감지하고 생년월일을 보조 식별자로 받아 (이름·팀·생년월일)로 유일하게 만든다 → 로그인 시 후보가 정확히 1명이 되도록 보장.</w:t>
+      </w:r>
+    </w:p>
+    <w:p>
+      <w:pPr>
+        <w:pStyle w:val="ListParagraph"/>
+      </w:pPr>
+      <w:r>
+        <w:t>비밀번호 분실: 관리자(카테고리/전체 관리자)가 임시 비밀번호 발급·재설정 기능을 제공한다. 재설정 후 다음 로그인 시 비밀번호 변경을 강제하고, actor·시각을 감사 로그에 남긴다.</w:t>
+      </w:r>
+    </w:p>
+    <w:p>
+      <w:pPr>
+        <w:pStyle w:val="ListParagraph"/>
+      </w:pPr>
+      <w:r>
+        <w:t>팀(소속) 변경: 사용자의 소속 팀이 바뀌면 로그인 화면의 팀 선택 목록·기본 팀이 즉시 갱신된다(category_membership 기준). 팀 이동 이력은 감사 로그에 기록한다.</w:t>
       </w:r>
     </w:p>
     <w:p>
